--- a/Pillar5-Questioning-and-Dialogue-booklet.docx
+++ b/Pillar5-Questioning-and-Dialogue-booklet.docx
@@ -197,7 +197,7 @@
                 <w:sz w:val="26"/>
                 <w:szCs w:val="26"/>
               </w:rPr>
-              <w:t xml:space="preserve">“Questioning works when every pupil has to think, not just the one with their hand up.”</w:t>
+              <w:t xml:space="preserve">“Questioning works when every pupil has to think, including those who would never raise a hand.”</w:t>
             </w:r>
           </w:p>
           <w:p>
@@ -279,7 +279,7 @@
           <w:bCs/>
           <w:color w:val="1A1F1D"/>
         </w:rPr>
-        <w:t xml:space="preserve">subject team</w:t>
+        <w:t xml:space="preserve">class team</w:t>
       </w:r>
       <w:r>
         <w:rPr>
@@ -574,14 +574,14 @@
                 <w:bCs/>
                 <w:color w:val="1A1F1D"/>
               </w:rPr>
-              <w:t xml:space="preserve">As a subject team. </w:t>
+              <w:t xml:space="preserve">As a class team. </w:t>
             </w:r>
             <w:r>
               <w:rPr>
                 <w:rFonts w:ascii="Century Gothic" w:cs="Century Gothic" w:eastAsia="Century Gothic" w:hAnsi="Century Gothic"/>
                 <w:color w:val="1A1F1D"/>
               </w:rPr>
-              <w:t xml:space="preserve">Adapt each method to your subject and agree what ‘water‑tight’ looks like for you.</w:t>
+              <w:t xml:space="preserve">Adapt each method to your class and agree what ‘water‑tight’ looks like for you.</w:t>
             </w:r>
           </w:p>
         </w:tc>
@@ -2426,7 +2426,7 @@
           <w:rFonts w:ascii="Century Gothic" w:cs="Century Gothic" w:eastAsia="Century Gothic" w:hAnsi="Century Gothic"/>
           <w:color w:val="1A1F1D"/>
         </w:rPr>
-        <w:t xml:space="preserve">Take the hands down, hold the pause, and follow the first answer with a second question — and the whole room thinks.</w:t>
+        <w:t xml:space="preserve">Take the hands down, hold the pause, and follow the first answer with a second question — and the whole class is thinking.</w:t>
       </w:r>
     </w:p>
     <w:sectPr>
